--- a/sarzha-prichal-10/obrazec/Образец_титул_Причал10_CGC.docx
+++ b/sarzha-prichal-10/obrazec/Образец_титул_Причал10_CGC.docx
@@ -234,7 +234,7 @@
                 <w:b/>
                 <w:sz w:val="28"/>
               </w:rPr>
-              <w:t>Составила:</w:t>
+              <w:t>Директор:</w:t>
             </w:r>
           </w:p>
         </w:tc>
@@ -263,55 +263,6 @@
                 <w:b/>
                 <w:sz w:val="28"/>
               </w:rPr>
-              <w:t>Латипова Г.</w:t>
-            </w:r>
-          </w:p>
-        </w:tc>
-      </w:tr>
-      <w:tr>
-        <w:tc>
-          <w:tcPr>
-            <w:tcW w:type="dxa" w:w="2041"/>
-          </w:tcPr>
-          <w:p>
-            <w:pPr>
-              <w:spacing w:before="360"/>
-              <w:jc w:val="left"/>
-            </w:pPr>
-            <w:r>
-              <w:rPr>
-                <w:b/>
-                <w:sz w:val="28"/>
-              </w:rPr>
-              <w:t>Директор:</w:t>
-            </w:r>
-          </w:p>
-        </w:tc>
-        <w:tc>
-          <w:tcPr>
-            <w:tcW w:type="dxa" w:w="1928"/>
-          </w:tcPr>
-          <w:p>
-            <w:pPr>
-              <w:spacing w:before="360"/>
-              <w:jc w:val="center"/>
-            </w:pPr>
-          </w:p>
-        </w:tc>
-        <w:tc>
-          <w:tcPr>
-            <w:tcW w:type="dxa" w:w="2608"/>
-          </w:tcPr>
-          <w:p>
-            <w:pPr>
-              <w:spacing w:before="360"/>
-              <w:jc w:val="left"/>
-            </w:pPr>
-            <w:r>
-              <w:rPr>
-                <w:b/>
-                <w:sz w:val="28"/>
-              </w:rPr>
               <w:t>Шахтаев Г. Ж.</w:t>
             </w:r>
           </w:p>
@@ -320,7 +271,7 @@
     </w:tbl>
     <w:p>
       <w:pPr>
-        <w:spacing w:before="3000" w:after="0"/>
+        <w:spacing w:before="3600" w:after="0"/>
         <w:jc w:val="center"/>
       </w:pPr>
     </w:p>
